--- a/Labs/lab21 audio amplifierTheory/audioAmplifier Theory Assembly Guide.docx
+++ b/Labs/lab21 audio amplifierTheory/audioAmplifier Theory Assembly Guide.docx
@@ -1,6 +1,6 @@
 
 <file path=word/document.xml><?xml version="1.0" encoding="utf-8"?>
-<w:document xmlns:wpc="http://schemas.microsoft.com/office/word/2010/wordprocessingCanvas" xmlns:cx="http://schemas.microsoft.com/office/drawing/2014/chartex" xmlns:cx1="http://schemas.microsoft.com/office/drawing/2015/9/8/chartex" xmlns:cx2="http://schemas.microsoft.com/office/drawing/2015/10/21/chartex" xmlns:cx3="http://schemas.microsoft.com/office/drawing/2016/5/9/chartex" xmlns:cx4="http://schemas.microsoft.com/office/drawing/2016/5/10/chartex" xmlns:cx5="http://schemas.microsoft.com/office/drawing/2016/5/11/chartex" xmlns:cx6="http://schemas.microsoft.com/office/drawing/2016/5/12/chartex" xmlns:cx7="http://schemas.microsoft.com/office/drawing/2016/5/13/chartex" xmlns:cx8="http://schemas.microsoft.com/office/drawing/2016/5/14/chartex" xmlns:mc="http://schemas.openxmlformats.org/markup-compatibility/2006" xmlns:aink="http://schemas.microsoft.com/office/drawing/2016/ink" xmlns:am3d="http://schemas.microsoft.com/office/drawing/2017/model3d" xmlns:o="urn:schemas-microsoft-com:office:office" xmlns:oel="http://schemas.microsoft.com/office/2019/extlst" xmlns:r="http://schemas.openxmlformats.org/officeDocument/2006/relationships" xmlns:m="http://schemas.openxmlformats.org/officeDocument/2006/math" xmlns:v="urn:schemas-microsoft-com:vml" xmlns:wp14="http://schemas.microsoft.com/office/word/2010/wordprocessingDrawing" xmlns:wp="http://schemas.openxmlformats.org/drawingml/2006/wordprocessingDrawing" xmlns:w10="urn:schemas-microsoft-com:office:word" xmlns:w="http://schemas.openxmlformats.org/wordprocessingml/2006/main" xmlns:w14="http://schemas.microsoft.com/office/word/2010/wordml" xmlns:w15="http://schemas.microsoft.com/office/word/2012/wordml" xmlns:w16cex="http://schemas.microsoft.com/office/word/2018/wordml/cex" xmlns:w16cid="http://schemas.microsoft.com/office/word/2016/wordml/cid" xmlns:w16="http://schemas.microsoft.com/office/word/2018/wordml" xmlns:w16du="http://schemas.microsoft.com/office/word/2023/wordml/word16du" xmlns:w16sdtdh="http://schemas.microsoft.com/office/word/2020/wordml/sdtdatahash" xmlns:w16se="http://schemas.microsoft.com/office/word/2015/wordml/symex" xmlns:wpg="http://schemas.microsoft.com/office/word/2010/wordprocessingGroup" xmlns:wpi="http://schemas.microsoft.com/office/word/2010/wordprocessingInk" xmlns:wne="http://schemas.microsoft.com/office/word/2006/wordml" xmlns:wps="http://schemas.microsoft.com/office/word/2010/wordprocessingShape" mc:Ignorable="w14 w15 w16se w16cid w16 w16cex w16sdtdh w16du wp14">
+<w:document xmlns:wpc="http://schemas.microsoft.com/office/word/2010/wordprocessingCanvas" xmlns:cx="http://schemas.microsoft.com/office/drawing/2014/chartex" xmlns:cx1="http://schemas.microsoft.com/office/drawing/2015/9/8/chartex" xmlns:cx2="http://schemas.microsoft.com/office/drawing/2015/10/21/chartex" xmlns:cx3="http://schemas.microsoft.com/office/drawing/2016/5/9/chartex" xmlns:cx4="http://schemas.microsoft.com/office/drawing/2016/5/10/chartex" xmlns:cx5="http://schemas.microsoft.com/office/drawing/2016/5/11/chartex" xmlns:cx6="http://schemas.microsoft.com/office/drawing/2016/5/12/chartex" xmlns:cx7="http://schemas.microsoft.com/office/drawing/2016/5/13/chartex" xmlns:cx8="http://schemas.microsoft.com/office/drawing/2016/5/14/chartex" xmlns:mc="http://schemas.openxmlformats.org/markup-compatibility/2006" xmlns:aink="http://schemas.microsoft.com/office/drawing/2016/ink" xmlns:am3d="http://schemas.microsoft.com/office/drawing/2017/model3d" xmlns:o="urn:schemas-microsoft-com:office:office" xmlns:oel="http://schemas.microsoft.com/office/2019/extlst" xmlns:r="http://schemas.openxmlformats.org/officeDocument/2006/relationships" xmlns:m="http://schemas.openxmlformats.org/officeDocument/2006/math" xmlns:v="urn:schemas-microsoft-com:vml" xmlns:wp14="http://schemas.microsoft.com/office/word/2010/wordprocessingDrawing" xmlns:wp="http://schemas.openxmlformats.org/drawingml/2006/wordprocessingDrawing" xmlns:w10="urn:schemas-microsoft-com:office:word" xmlns:w="http://schemas.openxmlformats.org/wordprocessingml/2006/main" xmlns:w14="http://schemas.microsoft.com/office/word/2010/wordml" xmlns:w15="http://schemas.microsoft.com/office/word/2012/wordml" xmlns:w16cex="http://schemas.microsoft.com/office/word/2018/wordml/cex" xmlns:w16cid="http://schemas.microsoft.com/office/word/2016/wordml/cid" xmlns:w16="http://schemas.microsoft.com/office/word/2018/wordml" xmlns:w16du="http://schemas.microsoft.com/office/word/2023/wordml/word16du" xmlns:w16sdtdh="http://schemas.microsoft.com/office/word/2020/wordml/sdtdatahash" xmlns:w16sdtfl="http://schemas.microsoft.com/office/word/2024/wordml/sdtformatlock" xmlns:w16se="http://schemas.microsoft.com/office/word/2015/wordml/symex" xmlns:wpg="http://schemas.microsoft.com/office/word/2010/wordprocessingGroup" xmlns:wpi="http://schemas.microsoft.com/office/word/2010/wordprocessingInk" xmlns:wne="http://schemas.microsoft.com/office/word/2006/wordml" xmlns:wps="http://schemas.microsoft.com/office/word/2010/wordprocessingShape" mc:Ignorable="w14 w15 w16se w16cid w16 w16cex w16sdtdh w16sdtfl w16du wp14">
   <w:body>
     <w:p>
       <w:pPr>
@@ -849,10 +849,10 @@
           <w:noProof/>
         </w:rPr>
         <w:drawing>
-          <wp:inline distT="0" distB="0" distL="0" distR="0" wp14:anchorId="298E9338" wp14:editId="58148F2F">
-            <wp:extent cx="3610815" cy="2880000"/>
-            <wp:effectExtent l="0" t="0" r="8890" b="0"/>
-            <wp:docPr id="6" name="Picture 6"/>
+          <wp:inline distT="0" distB="0" distL="0" distR="0" wp14:anchorId="05311957" wp14:editId="72CD6933">
+            <wp:extent cx="3873103" cy="2880000"/>
+            <wp:effectExtent l="0" t="0" r="0" b="0"/>
+            <wp:docPr id="620158596" name="Picture 13"/>
             <wp:cNvGraphicFramePr>
               <a:graphicFrameLocks xmlns:a="http://schemas.openxmlformats.org/drawingml/2006/main" noChangeAspect="1"/>
             </wp:cNvGraphicFramePr>
@@ -860,7 +860,7 @@
               <a:graphicData uri="http://schemas.openxmlformats.org/drawingml/2006/picture">
                 <pic:pic xmlns:pic="http://schemas.openxmlformats.org/drawingml/2006/picture">
                   <pic:nvPicPr>
-                    <pic:cNvPr id="0" name="Picture 2"/>
+                    <pic:cNvPr id="0" name="Picture 1"/>
                     <pic:cNvPicPr>
                       <a:picLocks noChangeAspect="1" noChangeArrowheads="1"/>
                     </pic:cNvPicPr>
@@ -881,7 +881,7 @@
                   <pic:spPr bwMode="auto">
                     <a:xfrm>
                       <a:off x="0" y="0"/>
-                      <a:ext cx="3610815" cy="2880000"/>
+                      <a:ext cx="3873103" cy="2880000"/>
                     </a:xfrm>
                     <a:prstGeom prst="rect">
                       <a:avLst/>
@@ -989,10 +989,10 @@
         </w:rPr>
         <w:lastRenderedPageBreak/>
         <w:drawing>
-          <wp:inline distT="0" distB="0" distL="0" distR="0" wp14:anchorId="425088C4" wp14:editId="2C593717">
-            <wp:extent cx="3562887" cy="2880000"/>
+          <wp:inline distT="0" distB="0" distL="0" distR="0" wp14:anchorId="0419608A" wp14:editId="2B658EC1">
+            <wp:extent cx="3417444" cy="2880000"/>
             <wp:effectExtent l="0" t="0" r="0" b="0"/>
-            <wp:docPr id="4" name="Picture 4"/>
+            <wp:docPr id="915362305" name="Picture 14"/>
             <wp:cNvGraphicFramePr>
               <a:graphicFrameLocks xmlns:a="http://schemas.openxmlformats.org/drawingml/2006/main" noChangeAspect="1"/>
             </wp:cNvGraphicFramePr>
@@ -1000,7 +1000,7 @@
               <a:graphicData uri="http://schemas.openxmlformats.org/drawingml/2006/picture">
                 <pic:pic xmlns:pic="http://schemas.openxmlformats.org/drawingml/2006/picture">
                   <pic:nvPicPr>
-                    <pic:cNvPr id="0" name="Picture 1"/>
+                    <pic:cNvPr id="0" name="Picture 2"/>
                     <pic:cNvPicPr>
                       <a:picLocks noChangeAspect="1" noChangeArrowheads="1"/>
                     </pic:cNvPicPr>
@@ -1021,7 +1021,7 @@
                   <pic:spPr bwMode="auto">
                     <a:xfrm>
                       <a:off x="0" y="0"/>
-                      <a:ext cx="3562887" cy="2880000"/>
+                      <a:ext cx="3417444" cy="2880000"/>
                     </a:xfrm>
                     <a:prstGeom prst="rect">
                       <a:avLst/>
@@ -1428,7 +1428,7 @@
 </file>
 
 <file path=word/endnotes.xml><?xml version="1.0" encoding="utf-8"?>
-<w:endnotes xmlns:wpc="http://schemas.microsoft.com/office/word/2010/wordprocessingCanvas" xmlns:cx="http://schemas.microsoft.com/office/drawing/2014/chartex" xmlns:cx1="http://schemas.microsoft.com/office/drawing/2015/9/8/chartex" xmlns:cx2="http://schemas.microsoft.com/office/drawing/2015/10/21/chartex" xmlns:cx3="http://schemas.microsoft.com/office/drawing/2016/5/9/chartex" xmlns:cx4="http://schemas.microsoft.com/office/drawing/2016/5/10/chartex" xmlns:cx5="http://schemas.microsoft.com/office/drawing/2016/5/11/chartex" xmlns:cx6="http://schemas.microsoft.com/office/drawing/2016/5/12/chartex" xmlns:cx7="http://schemas.microsoft.com/office/drawing/2016/5/13/chartex" xmlns:cx8="http://schemas.microsoft.com/office/drawing/2016/5/14/chartex" xmlns:mc="http://schemas.openxmlformats.org/markup-compatibility/2006" xmlns:aink="http://schemas.microsoft.com/office/drawing/2016/ink" xmlns:am3d="http://schemas.microsoft.com/office/drawing/2017/model3d" xmlns:o="urn:schemas-microsoft-com:office:office" xmlns:oel="http://schemas.microsoft.com/office/2019/extlst" xmlns:r="http://schemas.openxmlformats.org/officeDocument/2006/relationships" xmlns:m="http://schemas.openxmlformats.org/officeDocument/2006/math" xmlns:v="urn:schemas-microsoft-com:vml" xmlns:wp14="http://schemas.microsoft.com/office/word/2010/wordprocessingDrawing" xmlns:wp="http://schemas.openxmlformats.org/drawingml/2006/wordprocessingDrawing" xmlns:w10="urn:schemas-microsoft-com:office:word" xmlns:w="http://schemas.openxmlformats.org/wordprocessingml/2006/main" xmlns:w14="http://schemas.microsoft.com/office/word/2010/wordml" xmlns:w15="http://schemas.microsoft.com/office/word/2012/wordml" xmlns:w16cex="http://schemas.microsoft.com/office/word/2018/wordml/cex" xmlns:w16cid="http://schemas.microsoft.com/office/word/2016/wordml/cid" xmlns:w16="http://schemas.microsoft.com/office/word/2018/wordml" xmlns:w16du="http://schemas.microsoft.com/office/word/2023/wordml/word16du" xmlns:w16sdtdh="http://schemas.microsoft.com/office/word/2020/wordml/sdtdatahash" xmlns:w16se="http://schemas.microsoft.com/office/word/2015/wordml/symex" xmlns:wpg="http://schemas.microsoft.com/office/word/2010/wordprocessingGroup" xmlns:wpi="http://schemas.microsoft.com/office/word/2010/wordprocessingInk" xmlns:wne="http://schemas.microsoft.com/office/word/2006/wordml" xmlns:wps="http://schemas.microsoft.com/office/word/2010/wordprocessingShape" mc:Ignorable="w14 w15 w16se w16cid w16 w16cex w16sdtdh w16du wp14">
+<w:endnotes xmlns:wpc="http://schemas.microsoft.com/office/word/2010/wordprocessingCanvas" xmlns:cx="http://schemas.microsoft.com/office/drawing/2014/chartex" xmlns:cx1="http://schemas.microsoft.com/office/drawing/2015/9/8/chartex" xmlns:cx2="http://schemas.microsoft.com/office/drawing/2015/10/21/chartex" xmlns:cx3="http://schemas.microsoft.com/office/drawing/2016/5/9/chartex" xmlns:cx4="http://schemas.microsoft.com/office/drawing/2016/5/10/chartex" xmlns:cx5="http://schemas.microsoft.com/office/drawing/2016/5/11/chartex" xmlns:cx6="http://schemas.microsoft.com/office/drawing/2016/5/12/chartex" xmlns:cx7="http://schemas.microsoft.com/office/drawing/2016/5/13/chartex" xmlns:cx8="http://schemas.microsoft.com/office/drawing/2016/5/14/chartex" xmlns:mc="http://schemas.openxmlformats.org/markup-compatibility/2006" xmlns:aink="http://schemas.microsoft.com/office/drawing/2016/ink" xmlns:am3d="http://schemas.microsoft.com/office/drawing/2017/model3d" xmlns:o="urn:schemas-microsoft-com:office:office" xmlns:oel="http://schemas.microsoft.com/office/2019/extlst" xmlns:r="http://schemas.openxmlformats.org/officeDocument/2006/relationships" xmlns:m="http://schemas.openxmlformats.org/officeDocument/2006/math" xmlns:v="urn:schemas-microsoft-com:vml" xmlns:wp14="http://schemas.microsoft.com/office/word/2010/wordprocessingDrawing" xmlns:wp="http://schemas.openxmlformats.org/drawingml/2006/wordprocessingDrawing" xmlns:w10="urn:schemas-microsoft-com:office:word" xmlns:w="http://schemas.openxmlformats.org/wordprocessingml/2006/main" xmlns:w14="http://schemas.microsoft.com/office/word/2010/wordml" xmlns:w15="http://schemas.microsoft.com/office/word/2012/wordml" xmlns:w16cex="http://schemas.microsoft.com/office/word/2018/wordml/cex" xmlns:w16cid="http://schemas.microsoft.com/office/word/2016/wordml/cid" xmlns:w16="http://schemas.microsoft.com/office/word/2018/wordml" xmlns:w16du="http://schemas.microsoft.com/office/word/2023/wordml/word16du" xmlns:w16sdtdh="http://schemas.microsoft.com/office/word/2020/wordml/sdtdatahash" xmlns:w16sdtfl="http://schemas.microsoft.com/office/word/2024/wordml/sdtformatlock" xmlns:w16se="http://schemas.microsoft.com/office/word/2015/wordml/symex" xmlns:wpg="http://schemas.microsoft.com/office/word/2010/wordprocessingGroup" xmlns:wpi="http://schemas.microsoft.com/office/word/2010/wordprocessingInk" xmlns:wne="http://schemas.microsoft.com/office/word/2006/wordml" xmlns:wps="http://schemas.microsoft.com/office/word/2010/wordprocessingShape" mc:Ignorable="w14 w15 w16se w16cid w16 w16cex w16sdtdh w16sdtfl w16du wp14">
   <w:endnote w:type="separator" w:id="-1">
     <w:p>
       <w:pPr>
@@ -1453,7 +1453,7 @@
 </file>
 
 <file path=word/footer1.xml><?xml version="1.0" encoding="utf-8"?>
-<w:ftr xmlns:wpc="http://schemas.microsoft.com/office/word/2010/wordprocessingCanvas" xmlns:cx="http://schemas.microsoft.com/office/drawing/2014/chartex" xmlns:cx1="http://schemas.microsoft.com/office/drawing/2015/9/8/chartex" xmlns:cx2="http://schemas.microsoft.com/office/drawing/2015/10/21/chartex" xmlns:cx3="http://schemas.microsoft.com/office/drawing/2016/5/9/chartex" xmlns:cx4="http://schemas.microsoft.com/office/drawing/2016/5/10/chartex" xmlns:cx5="http://schemas.microsoft.com/office/drawing/2016/5/11/chartex" xmlns:cx6="http://schemas.microsoft.com/office/drawing/2016/5/12/chartex" xmlns:cx7="http://schemas.microsoft.com/office/drawing/2016/5/13/chartex" xmlns:cx8="http://schemas.microsoft.com/office/drawing/2016/5/14/chartex" xmlns:mc="http://schemas.openxmlformats.org/markup-compatibility/2006" xmlns:aink="http://schemas.microsoft.com/office/drawing/2016/ink" xmlns:am3d="http://schemas.microsoft.com/office/drawing/2017/model3d" xmlns:o="urn:schemas-microsoft-com:office:office" xmlns:oel="http://schemas.microsoft.com/office/2019/extlst" xmlns:r="http://schemas.openxmlformats.org/officeDocument/2006/relationships" xmlns:m="http://schemas.openxmlformats.org/officeDocument/2006/math" xmlns:v="urn:schemas-microsoft-com:vml" xmlns:wp14="http://schemas.microsoft.com/office/word/2010/wordprocessingDrawing" xmlns:wp="http://schemas.openxmlformats.org/drawingml/2006/wordprocessingDrawing" xmlns:w10="urn:schemas-microsoft-com:office:word" xmlns:w="http://schemas.openxmlformats.org/wordprocessingml/2006/main" xmlns:w14="http://schemas.microsoft.com/office/word/2010/wordml" xmlns:w15="http://schemas.microsoft.com/office/word/2012/wordml" xmlns:w16cex="http://schemas.microsoft.com/office/word/2018/wordml/cex" xmlns:w16cid="http://schemas.microsoft.com/office/word/2016/wordml/cid" xmlns:w16="http://schemas.microsoft.com/office/word/2018/wordml" xmlns:w16du="http://schemas.microsoft.com/office/word/2023/wordml/word16du" xmlns:w16sdtdh="http://schemas.microsoft.com/office/word/2020/wordml/sdtdatahash" xmlns:w16se="http://schemas.microsoft.com/office/word/2015/wordml/symex" xmlns:wpg="http://schemas.microsoft.com/office/word/2010/wordprocessingGroup" xmlns:wpi="http://schemas.microsoft.com/office/word/2010/wordprocessingInk" xmlns:wne="http://schemas.microsoft.com/office/word/2006/wordml" xmlns:wps="http://schemas.microsoft.com/office/word/2010/wordprocessingShape" mc:Ignorable="w14 w15 w16se w16cid w16 w16cex w16sdtdh w16du wp14">
+<w:ftr xmlns:wpc="http://schemas.microsoft.com/office/word/2010/wordprocessingCanvas" xmlns:cx="http://schemas.microsoft.com/office/drawing/2014/chartex" xmlns:cx1="http://schemas.microsoft.com/office/drawing/2015/9/8/chartex" xmlns:cx2="http://schemas.microsoft.com/office/drawing/2015/10/21/chartex" xmlns:cx3="http://schemas.microsoft.com/office/drawing/2016/5/9/chartex" xmlns:cx4="http://schemas.microsoft.com/office/drawing/2016/5/10/chartex" xmlns:cx5="http://schemas.microsoft.com/office/drawing/2016/5/11/chartex" xmlns:cx6="http://schemas.microsoft.com/office/drawing/2016/5/12/chartex" xmlns:cx7="http://schemas.microsoft.com/office/drawing/2016/5/13/chartex" xmlns:cx8="http://schemas.microsoft.com/office/drawing/2016/5/14/chartex" xmlns:mc="http://schemas.openxmlformats.org/markup-compatibility/2006" xmlns:aink="http://schemas.microsoft.com/office/drawing/2016/ink" xmlns:am3d="http://schemas.microsoft.com/office/drawing/2017/model3d" xmlns:o="urn:schemas-microsoft-com:office:office" xmlns:oel="http://schemas.microsoft.com/office/2019/extlst" xmlns:r="http://schemas.openxmlformats.org/officeDocument/2006/relationships" xmlns:m="http://schemas.openxmlformats.org/officeDocument/2006/math" xmlns:v="urn:schemas-microsoft-com:vml" xmlns:wp14="http://schemas.microsoft.com/office/word/2010/wordprocessingDrawing" xmlns:wp="http://schemas.openxmlformats.org/drawingml/2006/wordprocessingDrawing" xmlns:w10="urn:schemas-microsoft-com:office:word" xmlns:w="http://schemas.openxmlformats.org/wordprocessingml/2006/main" xmlns:w14="http://schemas.microsoft.com/office/word/2010/wordml" xmlns:w15="http://schemas.microsoft.com/office/word/2012/wordml" xmlns:w16cex="http://schemas.microsoft.com/office/word/2018/wordml/cex" xmlns:w16cid="http://schemas.microsoft.com/office/word/2016/wordml/cid" xmlns:w16="http://schemas.microsoft.com/office/word/2018/wordml" xmlns:w16du="http://schemas.microsoft.com/office/word/2023/wordml/word16du" xmlns:w16sdtdh="http://schemas.microsoft.com/office/word/2020/wordml/sdtdatahash" xmlns:w16sdtfl="http://schemas.microsoft.com/office/word/2024/wordml/sdtformatlock" xmlns:w16se="http://schemas.microsoft.com/office/word/2015/wordml/symex" xmlns:wpg="http://schemas.microsoft.com/office/word/2010/wordprocessingGroup" xmlns:wpi="http://schemas.microsoft.com/office/word/2010/wordprocessingInk" xmlns:wne="http://schemas.microsoft.com/office/word/2006/wordml" xmlns:wps="http://schemas.microsoft.com/office/word/2010/wordprocessingShape" mc:Ignorable="w14 w15 w16se w16cid w16 w16cex w16sdtdh w16sdtfl w16du wp14">
   <w:p>
     <w:pPr>
       <w:spacing w:after="0" w:line="259" w:lineRule="auto"/>
@@ -1504,7 +1504,7 @@
 </file>
 
 <file path=word/footer2.xml><?xml version="1.0" encoding="utf-8"?>
-<w:ftr xmlns:wpc="http://schemas.microsoft.com/office/word/2010/wordprocessingCanvas" xmlns:cx="http://schemas.microsoft.com/office/drawing/2014/chartex" xmlns:cx1="http://schemas.microsoft.com/office/drawing/2015/9/8/chartex" xmlns:cx2="http://schemas.microsoft.com/office/drawing/2015/10/21/chartex" xmlns:cx3="http://schemas.microsoft.com/office/drawing/2016/5/9/chartex" xmlns:cx4="http://schemas.microsoft.com/office/drawing/2016/5/10/chartex" xmlns:cx5="http://schemas.microsoft.com/office/drawing/2016/5/11/chartex" xmlns:cx6="http://schemas.microsoft.com/office/drawing/2016/5/12/chartex" xmlns:cx7="http://schemas.microsoft.com/office/drawing/2016/5/13/chartex" xmlns:cx8="http://schemas.microsoft.com/office/drawing/2016/5/14/chartex" xmlns:mc="http://schemas.openxmlformats.org/markup-compatibility/2006" xmlns:aink="http://schemas.microsoft.com/office/drawing/2016/ink" xmlns:am3d="http://schemas.microsoft.com/office/drawing/2017/model3d" xmlns:o="urn:schemas-microsoft-com:office:office" xmlns:oel="http://schemas.microsoft.com/office/2019/extlst" xmlns:r="http://schemas.openxmlformats.org/officeDocument/2006/relationships" xmlns:m="http://schemas.openxmlformats.org/officeDocument/2006/math" xmlns:v="urn:schemas-microsoft-com:vml" xmlns:wp14="http://schemas.microsoft.com/office/word/2010/wordprocessingDrawing" xmlns:wp="http://schemas.openxmlformats.org/drawingml/2006/wordprocessingDrawing" xmlns:w10="urn:schemas-microsoft-com:office:word" xmlns:w="http://schemas.openxmlformats.org/wordprocessingml/2006/main" xmlns:w14="http://schemas.microsoft.com/office/word/2010/wordml" xmlns:w15="http://schemas.microsoft.com/office/word/2012/wordml" xmlns:w16cex="http://schemas.microsoft.com/office/word/2018/wordml/cex" xmlns:w16cid="http://schemas.microsoft.com/office/word/2016/wordml/cid" xmlns:w16="http://schemas.microsoft.com/office/word/2018/wordml" xmlns:w16du="http://schemas.microsoft.com/office/word/2023/wordml/word16du" xmlns:w16sdtdh="http://schemas.microsoft.com/office/word/2020/wordml/sdtdatahash" xmlns:w16se="http://schemas.microsoft.com/office/word/2015/wordml/symex" xmlns:wpg="http://schemas.microsoft.com/office/word/2010/wordprocessingGroup" xmlns:wpi="http://schemas.microsoft.com/office/word/2010/wordprocessingInk" xmlns:wne="http://schemas.microsoft.com/office/word/2006/wordml" xmlns:wps="http://schemas.microsoft.com/office/word/2010/wordprocessingShape" mc:Ignorable="w14 w15 w16se w16cid w16 w16cex w16sdtdh w16du wp14">
+<w:ftr xmlns:wpc="http://schemas.microsoft.com/office/word/2010/wordprocessingCanvas" xmlns:cx="http://schemas.microsoft.com/office/drawing/2014/chartex" xmlns:cx1="http://schemas.microsoft.com/office/drawing/2015/9/8/chartex" xmlns:cx2="http://schemas.microsoft.com/office/drawing/2015/10/21/chartex" xmlns:cx3="http://schemas.microsoft.com/office/drawing/2016/5/9/chartex" xmlns:cx4="http://schemas.microsoft.com/office/drawing/2016/5/10/chartex" xmlns:cx5="http://schemas.microsoft.com/office/drawing/2016/5/11/chartex" xmlns:cx6="http://schemas.microsoft.com/office/drawing/2016/5/12/chartex" xmlns:cx7="http://schemas.microsoft.com/office/drawing/2016/5/13/chartex" xmlns:cx8="http://schemas.microsoft.com/office/drawing/2016/5/14/chartex" xmlns:mc="http://schemas.openxmlformats.org/markup-compatibility/2006" xmlns:aink="http://schemas.microsoft.com/office/drawing/2016/ink" xmlns:am3d="http://schemas.microsoft.com/office/drawing/2017/model3d" xmlns:o="urn:schemas-microsoft-com:office:office" xmlns:oel="http://schemas.microsoft.com/office/2019/extlst" xmlns:r="http://schemas.openxmlformats.org/officeDocument/2006/relationships" xmlns:m="http://schemas.openxmlformats.org/officeDocument/2006/math" xmlns:v="urn:schemas-microsoft-com:vml" xmlns:wp14="http://schemas.microsoft.com/office/word/2010/wordprocessingDrawing" xmlns:wp="http://schemas.openxmlformats.org/drawingml/2006/wordprocessingDrawing" xmlns:w10="urn:schemas-microsoft-com:office:word" xmlns:w="http://schemas.openxmlformats.org/wordprocessingml/2006/main" xmlns:w14="http://schemas.microsoft.com/office/word/2010/wordml" xmlns:w15="http://schemas.microsoft.com/office/word/2012/wordml" xmlns:w16cex="http://schemas.microsoft.com/office/word/2018/wordml/cex" xmlns:w16cid="http://schemas.microsoft.com/office/word/2016/wordml/cid" xmlns:w16="http://schemas.microsoft.com/office/word/2018/wordml" xmlns:w16du="http://schemas.microsoft.com/office/word/2023/wordml/word16du" xmlns:w16sdtdh="http://schemas.microsoft.com/office/word/2020/wordml/sdtdatahash" xmlns:w16sdtfl="http://schemas.microsoft.com/office/word/2024/wordml/sdtformatlock" xmlns:w16se="http://schemas.microsoft.com/office/word/2015/wordml/symex" xmlns:wpg="http://schemas.microsoft.com/office/word/2010/wordprocessingGroup" xmlns:wpi="http://schemas.microsoft.com/office/word/2010/wordprocessingInk" xmlns:wne="http://schemas.microsoft.com/office/word/2006/wordml" xmlns:wps="http://schemas.microsoft.com/office/word/2010/wordprocessingShape" mc:Ignorable="w14 w15 w16se w16cid w16 w16cex w16sdtdh w16sdtfl w16du wp14">
   <w:p>
     <w:pPr>
       <w:spacing w:after="0" w:line="259" w:lineRule="auto"/>
@@ -1556,7 +1556,7 @@
 </file>
 
 <file path=word/footer3.xml><?xml version="1.0" encoding="utf-8"?>
-<w:ftr xmlns:wpc="http://schemas.microsoft.com/office/word/2010/wordprocessingCanvas" xmlns:cx="http://schemas.microsoft.com/office/drawing/2014/chartex" xmlns:cx1="http://schemas.microsoft.com/office/drawing/2015/9/8/chartex" xmlns:cx2="http://schemas.microsoft.com/office/drawing/2015/10/21/chartex" xmlns:cx3="http://schemas.microsoft.com/office/drawing/2016/5/9/chartex" xmlns:cx4="http://schemas.microsoft.com/office/drawing/2016/5/10/chartex" xmlns:cx5="http://schemas.microsoft.com/office/drawing/2016/5/11/chartex" xmlns:cx6="http://schemas.microsoft.com/office/drawing/2016/5/12/chartex" xmlns:cx7="http://schemas.microsoft.com/office/drawing/2016/5/13/chartex" xmlns:cx8="http://schemas.microsoft.com/office/drawing/2016/5/14/chartex" xmlns:mc="http://schemas.openxmlformats.org/markup-compatibility/2006" xmlns:aink="http://schemas.microsoft.com/office/drawing/2016/ink" xmlns:am3d="http://schemas.microsoft.com/office/drawing/2017/model3d" xmlns:o="urn:schemas-microsoft-com:office:office" xmlns:oel="http://schemas.microsoft.com/office/2019/extlst" xmlns:r="http://schemas.openxmlformats.org/officeDocument/2006/relationships" xmlns:m="http://schemas.openxmlformats.org/officeDocument/2006/math" xmlns:v="urn:schemas-microsoft-com:vml" xmlns:wp14="http://schemas.microsoft.com/office/word/2010/wordprocessingDrawing" xmlns:wp="http://schemas.openxmlformats.org/drawingml/2006/wordprocessingDrawing" xmlns:w10="urn:schemas-microsoft-com:office:word" xmlns:w="http://schemas.openxmlformats.org/wordprocessingml/2006/main" xmlns:w14="http://schemas.microsoft.com/office/word/2010/wordml" xmlns:w15="http://schemas.microsoft.com/office/word/2012/wordml" xmlns:w16cex="http://schemas.microsoft.com/office/word/2018/wordml/cex" xmlns:w16cid="http://schemas.microsoft.com/office/word/2016/wordml/cid" xmlns:w16="http://schemas.microsoft.com/office/word/2018/wordml" xmlns:w16du="http://schemas.microsoft.com/office/word/2023/wordml/word16du" xmlns:w16sdtdh="http://schemas.microsoft.com/office/word/2020/wordml/sdtdatahash" xmlns:w16se="http://schemas.microsoft.com/office/word/2015/wordml/symex" xmlns:wpg="http://schemas.microsoft.com/office/word/2010/wordprocessingGroup" xmlns:wpi="http://schemas.microsoft.com/office/word/2010/wordprocessingInk" xmlns:wne="http://schemas.microsoft.com/office/word/2006/wordml" xmlns:wps="http://schemas.microsoft.com/office/word/2010/wordprocessingShape" mc:Ignorable="w14 w15 w16se w16cid w16 w16cex w16sdtdh w16du wp14">
+<w:ftr xmlns:wpc="http://schemas.microsoft.com/office/word/2010/wordprocessingCanvas" xmlns:cx="http://schemas.microsoft.com/office/drawing/2014/chartex" xmlns:cx1="http://schemas.microsoft.com/office/drawing/2015/9/8/chartex" xmlns:cx2="http://schemas.microsoft.com/office/drawing/2015/10/21/chartex" xmlns:cx3="http://schemas.microsoft.com/office/drawing/2016/5/9/chartex" xmlns:cx4="http://schemas.microsoft.com/office/drawing/2016/5/10/chartex" xmlns:cx5="http://schemas.microsoft.com/office/drawing/2016/5/11/chartex" xmlns:cx6="http://schemas.microsoft.com/office/drawing/2016/5/12/chartex" xmlns:cx7="http://schemas.microsoft.com/office/drawing/2016/5/13/chartex" xmlns:cx8="http://schemas.microsoft.com/office/drawing/2016/5/14/chartex" xmlns:mc="http://schemas.openxmlformats.org/markup-compatibility/2006" xmlns:aink="http://schemas.microsoft.com/office/drawing/2016/ink" xmlns:am3d="http://schemas.microsoft.com/office/drawing/2017/model3d" xmlns:o="urn:schemas-microsoft-com:office:office" xmlns:oel="http://schemas.microsoft.com/office/2019/extlst" xmlns:r="http://schemas.openxmlformats.org/officeDocument/2006/relationships" xmlns:m="http://schemas.openxmlformats.org/officeDocument/2006/math" xmlns:v="urn:schemas-microsoft-com:vml" xmlns:wp14="http://schemas.microsoft.com/office/word/2010/wordprocessingDrawing" xmlns:wp="http://schemas.openxmlformats.org/drawingml/2006/wordprocessingDrawing" xmlns:w10="urn:schemas-microsoft-com:office:word" xmlns:w="http://schemas.openxmlformats.org/wordprocessingml/2006/main" xmlns:w14="http://schemas.microsoft.com/office/word/2010/wordml" xmlns:w15="http://schemas.microsoft.com/office/word/2012/wordml" xmlns:w16cex="http://schemas.microsoft.com/office/word/2018/wordml/cex" xmlns:w16cid="http://schemas.microsoft.com/office/word/2016/wordml/cid" xmlns:w16="http://schemas.microsoft.com/office/word/2018/wordml" xmlns:w16du="http://schemas.microsoft.com/office/word/2023/wordml/word16du" xmlns:w16sdtdh="http://schemas.microsoft.com/office/word/2020/wordml/sdtdatahash" xmlns:w16sdtfl="http://schemas.microsoft.com/office/word/2024/wordml/sdtformatlock" xmlns:w16se="http://schemas.microsoft.com/office/word/2015/wordml/symex" xmlns:wpg="http://schemas.microsoft.com/office/word/2010/wordprocessingGroup" xmlns:wpi="http://schemas.microsoft.com/office/word/2010/wordprocessingInk" xmlns:wne="http://schemas.microsoft.com/office/word/2006/wordml" xmlns:wps="http://schemas.microsoft.com/office/word/2010/wordprocessingShape" mc:Ignorable="w14 w15 w16se w16cid w16 w16cex w16sdtdh w16sdtfl w16du wp14">
   <w:p>
     <w:pPr>
       <w:spacing w:after="0" w:line="259" w:lineRule="auto"/>
@@ -1608,7 +1608,7 @@
 </file>
 
 <file path=word/footnotes.xml><?xml version="1.0" encoding="utf-8"?>
-<w:footnotes xmlns:wpc="http://schemas.microsoft.com/office/word/2010/wordprocessingCanvas" xmlns:cx="http://schemas.microsoft.com/office/drawing/2014/chartex" xmlns:cx1="http://schemas.microsoft.com/office/drawing/2015/9/8/chartex" xmlns:cx2="http://schemas.microsoft.com/office/drawing/2015/10/21/chartex" xmlns:cx3="http://schemas.microsoft.com/office/drawing/2016/5/9/chartex" xmlns:cx4="http://schemas.microsoft.com/office/drawing/2016/5/10/chartex" xmlns:cx5="http://schemas.microsoft.com/office/drawing/2016/5/11/chartex" xmlns:cx6="http://schemas.microsoft.com/office/drawing/2016/5/12/chartex" xmlns:cx7="http://schemas.microsoft.com/office/drawing/2016/5/13/chartex" xmlns:cx8="http://schemas.microsoft.com/office/drawing/2016/5/14/chartex" xmlns:mc="http://schemas.openxmlformats.org/markup-compatibility/2006" xmlns:aink="http://schemas.microsoft.com/office/drawing/2016/ink" xmlns:am3d="http://schemas.microsoft.com/office/drawing/2017/model3d" xmlns:o="urn:schemas-microsoft-com:office:office" xmlns:oel="http://schemas.microsoft.com/office/2019/extlst" xmlns:r="http://schemas.openxmlformats.org/officeDocument/2006/relationships" xmlns:m="http://schemas.openxmlformats.org/officeDocument/2006/math" xmlns:v="urn:schemas-microsoft-com:vml" xmlns:wp14="http://schemas.microsoft.com/office/word/2010/wordprocessingDrawing" xmlns:wp="http://schemas.openxmlformats.org/drawingml/2006/wordprocessingDrawing" xmlns:w10="urn:schemas-microsoft-com:office:word" xmlns:w="http://schemas.openxmlformats.org/wordprocessingml/2006/main" xmlns:w14="http://schemas.microsoft.com/office/word/2010/wordml" xmlns:w15="http://schemas.microsoft.com/office/word/2012/wordml" xmlns:w16cex="http://schemas.microsoft.com/office/word/2018/wordml/cex" xmlns:w16cid="http://schemas.microsoft.com/office/word/2016/wordml/cid" xmlns:w16="http://schemas.microsoft.com/office/word/2018/wordml" xmlns:w16du="http://schemas.microsoft.com/office/word/2023/wordml/word16du" xmlns:w16sdtdh="http://schemas.microsoft.com/office/word/2020/wordml/sdtdatahash" xmlns:w16se="http://schemas.microsoft.com/office/word/2015/wordml/symex" xmlns:wpg="http://schemas.microsoft.com/office/word/2010/wordprocessingGroup" xmlns:wpi="http://schemas.microsoft.com/office/word/2010/wordprocessingInk" xmlns:wne="http://schemas.microsoft.com/office/word/2006/wordml" xmlns:wps="http://schemas.microsoft.com/office/word/2010/wordprocessingShape" mc:Ignorable="w14 w15 w16se w16cid w16 w16cex w16sdtdh w16du wp14">
+<w:footnotes xmlns:wpc="http://schemas.microsoft.com/office/word/2010/wordprocessingCanvas" xmlns:cx="http://schemas.microsoft.com/office/drawing/2014/chartex" xmlns:cx1="http://schemas.microsoft.com/office/drawing/2015/9/8/chartex" xmlns:cx2="http://schemas.microsoft.com/office/drawing/2015/10/21/chartex" xmlns:cx3="http://schemas.microsoft.com/office/drawing/2016/5/9/chartex" xmlns:cx4="http://schemas.microsoft.com/office/drawing/2016/5/10/chartex" xmlns:cx5="http://schemas.microsoft.com/office/drawing/2016/5/11/chartex" xmlns:cx6="http://schemas.microsoft.com/office/drawing/2016/5/12/chartex" xmlns:cx7="http://schemas.microsoft.com/office/drawing/2016/5/13/chartex" xmlns:cx8="http://schemas.microsoft.com/office/drawing/2016/5/14/chartex" xmlns:mc="http://schemas.openxmlformats.org/markup-compatibility/2006" xmlns:aink="http://schemas.microsoft.com/office/drawing/2016/ink" xmlns:am3d="http://schemas.microsoft.com/office/drawing/2017/model3d" xmlns:o="urn:schemas-microsoft-com:office:office" xmlns:oel="http://schemas.microsoft.com/office/2019/extlst" xmlns:r="http://schemas.openxmlformats.org/officeDocument/2006/relationships" xmlns:m="http://schemas.openxmlformats.org/officeDocument/2006/math" xmlns:v="urn:schemas-microsoft-com:vml" xmlns:wp14="http://schemas.microsoft.com/office/word/2010/wordprocessingDrawing" xmlns:wp="http://schemas.openxmlformats.org/drawingml/2006/wordprocessingDrawing" xmlns:w10="urn:schemas-microsoft-com:office:word" xmlns:w="http://schemas.openxmlformats.org/wordprocessingml/2006/main" xmlns:w14="http://schemas.microsoft.com/office/word/2010/wordml" xmlns:w15="http://schemas.microsoft.com/office/word/2012/wordml" xmlns:w16cex="http://schemas.microsoft.com/office/word/2018/wordml/cex" xmlns:w16cid="http://schemas.microsoft.com/office/word/2016/wordml/cid" xmlns:w16="http://schemas.microsoft.com/office/word/2018/wordml" xmlns:w16du="http://schemas.microsoft.com/office/word/2023/wordml/word16du" xmlns:w16sdtdh="http://schemas.microsoft.com/office/word/2020/wordml/sdtdatahash" xmlns:w16sdtfl="http://schemas.microsoft.com/office/word/2024/wordml/sdtformatlock" xmlns:w16se="http://schemas.microsoft.com/office/word/2015/wordml/symex" xmlns:wpg="http://schemas.microsoft.com/office/word/2010/wordprocessingGroup" xmlns:wpi="http://schemas.microsoft.com/office/word/2010/wordprocessingInk" xmlns:wne="http://schemas.microsoft.com/office/word/2006/wordml" xmlns:wps="http://schemas.microsoft.com/office/word/2010/wordprocessingShape" mc:Ignorable="w14 w15 w16se w16cid w16 w16cex w16sdtdh w16sdtfl w16du wp14">
   <w:footnote w:type="separator" w:id="-1">
     <w:p>
       <w:pPr>
@@ -1633,7 +1633,7 @@
 </file>
 
 <file path=word/header1.xml><?xml version="1.0" encoding="utf-8"?>
-<w:hdr xmlns:wpc="http://schemas.microsoft.com/office/word/2010/wordprocessingCanvas" xmlns:cx="http://schemas.microsoft.com/office/drawing/2014/chartex" xmlns:cx1="http://schemas.microsoft.com/office/drawing/2015/9/8/chartex" xmlns:cx2="http://schemas.microsoft.com/office/drawing/2015/10/21/chartex" xmlns:cx3="http://schemas.microsoft.com/office/drawing/2016/5/9/chartex" xmlns:cx4="http://schemas.microsoft.com/office/drawing/2016/5/10/chartex" xmlns:cx5="http://schemas.microsoft.com/office/drawing/2016/5/11/chartex" xmlns:cx6="http://schemas.microsoft.com/office/drawing/2016/5/12/chartex" xmlns:cx7="http://schemas.microsoft.com/office/drawing/2016/5/13/chartex" xmlns:cx8="http://schemas.microsoft.com/office/drawing/2016/5/14/chartex" xmlns:mc="http://schemas.openxmlformats.org/markup-compatibility/2006" xmlns:aink="http://schemas.microsoft.com/office/drawing/2016/ink" xmlns:am3d="http://schemas.microsoft.com/office/drawing/2017/model3d" xmlns:o="urn:schemas-microsoft-com:office:office" xmlns:oel="http://schemas.microsoft.com/office/2019/extlst" xmlns:r="http://schemas.openxmlformats.org/officeDocument/2006/relationships" xmlns:m="http://schemas.openxmlformats.org/officeDocument/2006/math" xmlns:v="urn:schemas-microsoft-com:vml" xmlns:wp14="http://schemas.microsoft.com/office/word/2010/wordprocessingDrawing" xmlns:wp="http://schemas.openxmlformats.org/drawingml/2006/wordprocessingDrawing" xmlns:w10="urn:schemas-microsoft-com:office:word" xmlns:w="http://schemas.openxmlformats.org/wordprocessingml/2006/main" xmlns:w14="http://schemas.microsoft.com/office/word/2010/wordml" xmlns:w15="http://schemas.microsoft.com/office/word/2012/wordml" xmlns:w16cex="http://schemas.microsoft.com/office/word/2018/wordml/cex" xmlns:w16cid="http://schemas.microsoft.com/office/word/2016/wordml/cid" xmlns:w16="http://schemas.microsoft.com/office/word/2018/wordml" xmlns:w16du="http://schemas.microsoft.com/office/word/2023/wordml/word16du" xmlns:w16sdtdh="http://schemas.microsoft.com/office/word/2020/wordml/sdtdatahash" xmlns:w16se="http://schemas.microsoft.com/office/word/2015/wordml/symex" xmlns:wpg="http://schemas.microsoft.com/office/word/2010/wordprocessingGroup" xmlns:wpi="http://schemas.microsoft.com/office/word/2010/wordprocessingInk" xmlns:wne="http://schemas.microsoft.com/office/word/2006/wordml" xmlns:wps="http://schemas.microsoft.com/office/word/2010/wordprocessingShape" mc:Ignorable="w14 w15 w16se w16cid w16 w16cex w16sdtdh w16du wp14">
+<w:hdr xmlns:wpc="http://schemas.microsoft.com/office/word/2010/wordprocessingCanvas" xmlns:cx="http://schemas.microsoft.com/office/drawing/2014/chartex" xmlns:cx1="http://schemas.microsoft.com/office/drawing/2015/9/8/chartex" xmlns:cx2="http://schemas.microsoft.com/office/drawing/2015/10/21/chartex" xmlns:cx3="http://schemas.microsoft.com/office/drawing/2016/5/9/chartex" xmlns:cx4="http://schemas.microsoft.com/office/drawing/2016/5/10/chartex" xmlns:cx5="http://schemas.microsoft.com/office/drawing/2016/5/11/chartex" xmlns:cx6="http://schemas.microsoft.com/office/drawing/2016/5/12/chartex" xmlns:cx7="http://schemas.microsoft.com/office/drawing/2016/5/13/chartex" xmlns:cx8="http://schemas.microsoft.com/office/drawing/2016/5/14/chartex" xmlns:mc="http://schemas.openxmlformats.org/markup-compatibility/2006" xmlns:aink="http://schemas.microsoft.com/office/drawing/2016/ink" xmlns:am3d="http://schemas.microsoft.com/office/drawing/2017/model3d" xmlns:o="urn:schemas-microsoft-com:office:office" xmlns:oel="http://schemas.microsoft.com/office/2019/extlst" xmlns:r="http://schemas.openxmlformats.org/officeDocument/2006/relationships" xmlns:m="http://schemas.openxmlformats.org/officeDocument/2006/math" xmlns:v="urn:schemas-microsoft-com:vml" xmlns:wp14="http://schemas.microsoft.com/office/word/2010/wordprocessingDrawing" xmlns:wp="http://schemas.openxmlformats.org/drawingml/2006/wordprocessingDrawing" xmlns:w10="urn:schemas-microsoft-com:office:word" xmlns:w="http://schemas.openxmlformats.org/wordprocessingml/2006/main" xmlns:w14="http://schemas.microsoft.com/office/word/2010/wordml" xmlns:w15="http://schemas.microsoft.com/office/word/2012/wordml" xmlns:w16cex="http://schemas.microsoft.com/office/word/2018/wordml/cex" xmlns:w16cid="http://schemas.microsoft.com/office/word/2016/wordml/cid" xmlns:w16="http://schemas.microsoft.com/office/word/2018/wordml" xmlns:w16du="http://schemas.microsoft.com/office/word/2023/wordml/word16du" xmlns:w16sdtdh="http://schemas.microsoft.com/office/word/2020/wordml/sdtdatahash" xmlns:w16sdtfl="http://schemas.microsoft.com/office/word/2024/wordml/sdtformatlock" xmlns:w16se="http://schemas.microsoft.com/office/word/2015/wordml/symex" xmlns:wpg="http://schemas.microsoft.com/office/word/2010/wordprocessingGroup" xmlns:wpi="http://schemas.microsoft.com/office/word/2010/wordprocessingInk" xmlns:wne="http://schemas.microsoft.com/office/word/2006/wordml" xmlns:wps="http://schemas.microsoft.com/office/word/2010/wordprocessingShape" mc:Ignorable="w14 w15 w16se w16cid w16 w16cex w16sdtdh w16sdtfl w16du wp14">
   <w:p>
     <w:pPr>
       <w:spacing w:after="0" w:line="259" w:lineRule="auto"/>
@@ -1709,7 +1709,7 @@
 </file>
 
 <file path=word/header2.xml><?xml version="1.0" encoding="utf-8"?>
-<w:hdr xmlns:wpc="http://schemas.microsoft.com/office/word/2010/wordprocessingCanvas" xmlns:cx="http://schemas.microsoft.com/office/drawing/2014/chartex" xmlns:cx1="http://schemas.microsoft.com/office/drawing/2015/9/8/chartex" xmlns:cx2="http://schemas.microsoft.com/office/drawing/2015/10/21/chartex" xmlns:cx3="http://schemas.microsoft.com/office/drawing/2016/5/9/chartex" xmlns:cx4="http://schemas.microsoft.com/office/drawing/2016/5/10/chartex" xmlns:cx5="http://schemas.microsoft.com/office/drawing/2016/5/11/chartex" xmlns:cx6="http://schemas.microsoft.com/office/drawing/2016/5/12/chartex" xmlns:cx7="http://schemas.microsoft.com/office/drawing/2016/5/13/chartex" xmlns:cx8="http://schemas.microsoft.com/office/drawing/2016/5/14/chartex" xmlns:mc="http://schemas.openxmlformats.org/markup-compatibility/2006" xmlns:aink="http://schemas.microsoft.com/office/drawing/2016/ink" xmlns:am3d="http://schemas.microsoft.com/office/drawing/2017/model3d" xmlns:o="urn:schemas-microsoft-com:office:office" xmlns:oel="http://schemas.microsoft.com/office/2019/extlst" xmlns:r="http://schemas.openxmlformats.org/officeDocument/2006/relationships" xmlns:m="http://schemas.openxmlformats.org/officeDocument/2006/math" xmlns:v="urn:schemas-microsoft-com:vml" xmlns:wp14="http://schemas.microsoft.com/office/word/2010/wordprocessingDrawing" xmlns:wp="http://schemas.openxmlformats.org/drawingml/2006/wordprocessingDrawing" xmlns:w10="urn:schemas-microsoft-com:office:word" xmlns:w="http://schemas.openxmlformats.org/wordprocessingml/2006/main" xmlns:w14="http://schemas.microsoft.com/office/word/2010/wordml" xmlns:w15="http://schemas.microsoft.com/office/word/2012/wordml" xmlns:w16cex="http://schemas.microsoft.com/office/word/2018/wordml/cex" xmlns:w16cid="http://schemas.microsoft.com/office/word/2016/wordml/cid" xmlns:w16="http://schemas.microsoft.com/office/word/2018/wordml" xmlns:w16du="http://schemas.microsoft.com/office/word/2023/wordml/word16du" xmlns:w16sdtdh="http://schemas.microsoft.com/office/word/2020/wordml/sdtdatahash" xmlns:w16se="http://schemas.microsoft.com/office/word/2015/wordml/symex" xmlns:wpg="http://schemas.microsoft.com/office/word/2010/wordprocessingGroup" xmlns:wpi="http://schemas.microsoft.com/office/word/2010/wordprocessingInk" xmlns:wne="http://schemas.microsoft.com/office/word/2006/wordml" xmlns:wps="http://schemas.microsoft.com/office/word/2010/wordprocessingShape" mc:Ignorable="w14 w15 w16se w16cid w16 w16cex w16sdtdh w16du wp14">
+<w:hdr xmlns:wpc="http://schemas.microsoft.com/office/word/2010/wordprocessingCanvas" xmlns:cx="http://schemas.microsoft.com/office/drawing/2014/chartex" xmlns:cx1="http://schemas.microsoft.com/office/drawing/2015/9/8/chartex" xmlns:cx2="http://schemas.microsoft.com/office/drawing/2015/10/21/chartex" xmlns:cx3="http://schemas.microsoft.com/office/drawing/2016/5/9/chartex" xmlns:cx4="http://schemas.microsoft.com/office/drawing/2016/5/10/chartex" xmlns:cx5="http://schemas.microsoft.com/office/drawing/2016/5/11/chartex" xmlns:cx6="http://schemas.microsoft.com/office/drawing/2016/5/12/chartex" xmlns:cx7="http://schemas.microsoft.com/office/drawing/2016/5/13/chartex" xmlns:cx8="http://schemas.microsoft.com/office/drawing/2016/5/14/chartex" xmlns:mc="http://schemas.openxmlformats.org/markup-compatibility/2006" xmlns:aink="http://schemas.microsoft.com/office/drawing/2016/ink" xmlns:am3d="http://schemas.microsoft.com/office/drawing/2017/model3d" xmlns:o="urn:schemas-microsoft-com:office:office" xmlns:oel="http://schemas.microsoft.com/office/2019/extlst" xmlns:r="http://schemas.openxmlformats.org/officeDocument/2006/relationships" xmlns:m="http://schemas.openxmlformats.org/officeDocument/2006/math" xmlns:v="urn:schemas-microsoft-com:vml" xmlns:wp14="http://schemas.microsoft.com/office/word/2010/wordprocessingDrawing" xmlns:wp="http://schemas.openxmlformats.org/drawingml/2006/wordprocessingDrawing" xmlns:w10="urn:schemas-microsoft-com:office:word" xmlns:w="http://schemas.openxmlformats.org/wordprocessingml/2006/main" xmlns:w14="http://schemas.microsoft.com/office/word/2010/wordml" xmlns:w15="http://schemas.microsoft.com/office/word/2012/wordml" xmlns:w16cex="http://schemas.microsoft.com/office/word/2018/wordml/cex" xmlns:w16cid="http://schemas.microsoft.com/office/word/2016/wordml/cid" xmlns:w16="http://schemas.microsoft.com/office/word/2018/wordml" xmlns:w16du="http://schemas.microsoft.com/office/word/2023/wordml/word16du" xmlns:w16sdtdh="http://schemas.microsoft.com/office/word/2020/wordml/sdtdatahash" xmlns:w16sdtfl="http://schemas.microsoft.com/office/word/2024/wordml/sdtformatlock" xmlns:w16se="http://schemas.microsoft.com/office/word/2015/wordml/symex" xmlns:wpg="http://schemas.microsoft.com/office/word/2010/wordprocessingGroup" xmlns:wpi="http://schemas.microsoft.com/office/word/2010/wordprocessingInk" xmlns:wne="http://schemas.microsoft.com/office/word/2006/wordml" xmlns:wps="http://schemas.microsoft.com/office/word/2010/wordprocessingShape" mc:Ignorable="w14 w15 w16se w16cid w16 w16cex w16sdtdh w16sdtfl w16du wp14">
   <w:p>
     <w:pPr>
       <w:spacing w:after="0" w:line="259" w:lineRule="auto"/>
@@ -1767,7 +1767,7 @@
 </file>
 
 <file path=word/header3.xml><?xml version="1.0" encoding="utf-8"?>
-<w:hdr xmlns:wpc="http://schemas.microsoft.com/office/word/2010/wordprocessingCanvas" xmlns:cx="http://schemas.microsoft.com/office/drawing/2014/chartex" xmlns:cx1="http://schemas.microsoft.com/office/drawing/2015/9/8/chartex" xmlns:cx2="http://schemas.microsoft.com/office/drawing/2015/10/21/chartex" xmlns:cx3="http://schemas.microsoft.com/office/drawing/2016/5/9/chartex" xmlns:cx4="http://schemas.microsoft.com/office/drawing/2016/5/10/chartex" xmlns:cx5="http://schemas.microsoft.com/office/drawing/2016/5/11/chartex" xmlns:cx6="http://schemas.microsoft.com/office/drawing/2016/5/12/chartex" xmlns:cx7="http://schemas.microsoft.com/office/drawing/2016/5/13/chartex" xmlns:cx8="http://schemas.microsoft.com/office/drawing/2016/5/14/chartex" xmlns:mc="http://schemas.openxmlformats.org/markup-compatibility/2006" xmlns:aink="http://schemas.microsoft.com/office/drawing/2016/ink" xmlns:am3d="http://schemas.microsoft.com/office/drawing/2017/model3d" xmlns:o="urn:schemas-microsoft-com:office:office" xmlns:oel="http://schemas.microsoft.com/office/2019/extlst" xmlns:r="http://schemas.openxmlformats.org/officeDocument/2006/relationships" xmlns:m="http://schemas.openxmlformats.org/officeDocument/2006/math" xmlns:v="urn:schemas-microsoft-com:vml" xmlns:wp14="http://schemas.microsoft.com/office/word/2010/wordprocessingDrawing" xmlns:wp="http://schemas.openxmlformats.org/drawingml/2006/wordprocessingDrawing" xmlns:w10="urn:schemas-microsoft-com:office:word" xmlns:w="http://schemas.openxmlformats.org/wordprocessingml/2006/main" xmlns:w14="http://schemas.microsoft.com/office/word/2010/wordml" xmlns:w15="http://schemas.microsoft.com/office/word/2012/wordml" xmlns:w16cex="http://schemas.microsoft.com/office/word/2018/wordml/cex" xmlns:w16cid="http://schemas.microsoft.com/office/word/2016/wordml/cid" xmlns:w16="http://schemas.microsoft.com/office/word/2018/wordml" xmlns:w16du="http://schemas.microsoft.com/office/word/2023/wordml/word16du" xmlns:w16sdtdh="http://schemas.microsoft.com/office/word/2020/wordml/sdtdatahash" xmlns:w16se="http://schemas.microsoft.com/office/word/2015/wordml/symex" xmlns:wpg="http://schemas.microsoft.com/office/word/2010/wordprocessingGroup" xmlns:wpi="http://schemas.microsoft.com/office/word/2010/wordprocessingInk" xmlns:wne="http://schemas.microsoft.com/office/word/2006/wordml" xmlns:wps="http://schemas.microsoft.com/office/word/2010/wordprocessingShape" mc:Ignorable="w14 w15 w16se w16cid w16 w16cex w16sdtdh w16du wp14">
+<w:hdr xmlns:wpc="http://schemas.microsoft.com/office/word/2010/wordprocessingCanvas" xmlns:cx="http://schemas.microsoft.com/office/drawing/2014/chartex" xmlns:cx1="http://schemas.microsoft.com/office/drawing/2015/9/8/chartex" xmlns:cx2="http://schemas.microsoft.com/office/drawing/2015/10/21/chartex" xmlns:cx3="http://schemas.microsoft.com/office/drawing/2016/5/9/chartex" xmlns:cx4="http://schemas.microsoft.com/office/drawing/2016/5/10/chartex" xmlns:cx5="http://schemas.microsoft.com/office/drawing/2016/5/11/chartex" xmlns:cx6="http://schemas.microsoft.com/office/drawing/2016/5/12/chartex" xmlns:cx7="http://schemas.microsoft.com/office/drawing/2016/5/13/chartex" xmlns:cx8="http://schemas.microsoft.com/office/drawing/2016/5/14/chartex" xmlns:mc="http://schemas.openxmlformats.org/markup-compatibility/2006" xmlns:aink="http://schemas.microsoft.com/office/drawing/2016/ink" xmlns:am3d="http://schemas.microsoft.com/office/drawing/2017/model3d" xmlns:o="urn:schemas-microsoft-com:office:office" xmlns:oel="http://schemas.microsoft.com/office/2019/extlst" xmlns:r="http://schemas.openxmlformats.org/officeDocument/2006/relationships" xmlns:m="http://schemas.openxmlformats.org/officeDocument/2006/math" xmlns:v="urn:schemas-microsoft-com:vml" xmlns:wp14="http://schemas.microsoft.com/office/word/2010/wordprocessingDrawing" xmlns:wp="http://schemas.openxmlformats.org/drawingml/2006/wordprocessingDrawing" xmlns:w10="urn:schemas-microsoft-com:office:word" xmlns:w="http://schemas.openxmlformats.org/wordprocessingml/2006/main" xmlns:w14="http://schemas.microsoft.com/office/word/2010/wordml" xmlns:w15="http://schemas.microsoft.com/office/word/2012/wordml" xmlns:w16cex="http://schemas.microsoft.com/office/word/2018/wordml/cex" xmlns:w16cid="http://schemas.microsoft.com/office/word/2016/wordml/cid" xmlns:w16="http://schemas.microsoft.com/office/word/2018/wordml" xmlns:w16du="http://schemas.microsoft.com/office/word/2023/wordml/word16du" xmlns:w16sdtdh="http://schemas.microsoft.com/office/word/2020/wordml/sdtdatahash" xmlns:w16sdtfl="http://schemas.microsoft.com/office/word/2024/wordml/sdtformatlock" xmlns:w16se="http://schemas.microsoft.com/office/word/2015/wordml/symex" xmlns:wpg="http://schemas.microsoft.com/office/word/2010/wordprocessingGroup" xmlns:wpi="http://schemas.microsoft.com/office/word/2010/wordprocessingInk" xmlns:wne="http://schemas.microsoft.com/office/word/2006/wordml" xmlns:wps="http://schemas.microsoft.com/office/word/2010/wordprocessingShape" mc:Ignorable="w14 w15 w16se w16cid w16 w16cex w16sdtdh w16sdtfl w16du wp14">
   <w:p>
     <w:pPr>
       <w:spacing w:after="0" w:line="259" w:lineRule="auto"/>
@@ -1831,7 +1831,7 @@
 </file>
 
 <file path=word/numbering.xml><?xml version="1.0" encoding="utf-8"?>
-<w:numbering xmlns:wpc="http://schemas.microsoft.com/office/word/2010/wordprocessingCanvas" xmlns:cx="http://schemas.microsoft.com/office/drawing/2014/chartex" xmlns:cx1="http://schemas.microsoft.com/office/drawing/2015/9/8/chartex" xmlns:cx2="http://schemas.microsoft.com/office/drawing/2015/10/21/chartex" xmlns:cx3="http://schemas.microsoft.com/office/drawing/2016/5/9/chartex" xmlns:cx4="http://schemas.microsoft.com/office/drawing/2016/5/10/chartex" xmlns:cx5="http://schemas.microsoft.com/office/drawing/2016/5/11/chartex" xmlns:cx6="http://schemas.microsoft.com/office/drawing/2016/5/12/chartex" xmlns:cx7="http://schemas.microsoft.com/office/drawing/2016/5/13/chartex" xmlns:cx8="http://schemas.microsoft.com/office/drawing/2016/5/14/chartex" xmlns:mc="http://schemas.openxmlformats.org/markup-compatibility/2006" xmlns:aink="http://schemas.microsoft.com/office/drawing/2016/ink" xmlns:am3d="http://schemas.microsoft.com/office/drawing/2017/model3d" xmlns:o="urn:schemas-microsoft-com:office:office" xmlns:oel="http://schemas.microsoft.com/office/2019/extlst" xmlns:r="http://schemas.openxmlformats.org/officeDocument/2006/relationships" xmlns:m="http://schemas.openxmlformats.org/officeDocument/2006/math" xmlns:v="urn:schemas-microsoft-com:vml" xmlns:wp14="http://schemas.microsoft.com/office/word/2010/wordprocessingDrawing" xmlns:wp="http://schemas.openxmlformats.org/drawingml/2006/wordprocessingDrawing" xmlns:w10="urn:schemas-microsoft-com:office:word" xmlns:w="http://schemas.openxmlformats.org/wordprocessingml/2006/main" xmlns:w14="http://schemas.microsoft.com/office/word/2010/wordml" xmlns:w15="http://schemas.microsoft.com/office/word/2012/wordml" xmlns:w16cex="http://schemas.microsoft.com/office/word/2018/wordml/cex" xmlns:w16cid="http://schemas.microsoft.com/office/word/2016/wordml/cid" xmlns:w16="http://schemas.microsoft.com/office/word/2018/wordml" xmlns:w16du="http://schemas.microsoft.com/office/word/2023/wordml/word16du" xmlns:w16sdtdh="http://schemas.microsoft.com/office/word/2020/wordml/sdtdatahash" xmlns:w16se="http://schemas.microsoft.com/office/word/2015/wordml/symex" xmlns:wpg="http://schemas.microsoft.com/office/word/2010/wordprocessingGroup" xmlns:wpi="http://schemas.microsoft.com/office/word/2010/wordprocessingInk" xmlns:wne="http://schemas.microsoft.com/office/word/2006/wordml" xmlns:wps="http://schemas.microsoft.com/office/word/2010/wordprocessingShape" mc:Ignorable="w14 w15 w16se w16cid w16 w16cex w16sdtdh w16du wp14">
+<w:numbering xmlns:wpc="http://schemas.microsoft.com/office/word/2010/wordprocessingCanvas" xmlns:cx="http://schemas.microsoft.com/office/drawing/2014/chartex" xmlns:cx1="http://schemas.microsoft.com/office/drawing/2015/9/8/chartex" xmlns:cx2="http://schemas.microsoft.com/office/drawing/2015/10/21/chartex" xmlns:cx3="http://schemas.microsoft.com/office/drawing/2016/5/9/chartex" xmlns:cx4="http://schemas.microsoft.com/office/drawing/2016/5/10/chartex" xmlns:cx5="http://schemas.microsoft.com/office/drawing/2016/5/11/chartex" xmlns:cx6="http://schemas.microsoft.com/office/drawing/2016/5/12/chartex" xmlns:cx7="http://schemas.microsoft.com/office/drawing/2016/5/13/chartex" xmlns:cx8="http://schemas.microsoft.com/office/drawing/2016/5/14/chartex" xmlns:mc="http://schemas.openxmlformats.org/markup-compatibility/2006" xmlns:aink="http://schemas.microsoft.com/office/drawing/2016/ink" xmlns:am3d="http://schemas.microsoft.com/office/drawing/2017/model3d" xmlns:o="urn:schemas-microsoft-com:office:office" xmlns:oel="http://schemas.microsoft.com/office/2019/extlst" xmlns:r="http://schemas.openxmlformats.org/officeDocument/2006/relationships" xmlns:m="http://schemas.openxmlformats.org/officeDocument/2006/math" xmlns:v="urn:schemas-microsoft-com:vml" xmlns:wp14="http://schemas.microsoft.com/office/word/2010/wordprocessingDrawing" xmlns:wp="http://schemas.openxmlformats.org/drawingml/2006/wordprocessingDrawing" xmlns:w10="urn:schemas-microsoft-com:office:word" xmlns:w="http://schemas.openxmlformats.org/wordprocessingml/2006/main" xmlns:w14="http://schemas.microsoft.com/office/word/2010/wordml" xmlns:w15="http://schemas.microsoft.com/office/word/2012/wordml" xmlns:w16cex="http://schemas.microsoft.com/office/word/2018/wordml/cex" xmlns:w16cid="http://schemas.microsoft.com/office/word/2016/wordml/cid" xmlns:w16="http://schemas.microsoft.com/office/word/2018/wordml" xmlns:w16du="http://schemas.microsoft.com/office/word/2023/wordml/word16du" xmlns:w16sdtdh="http://schemas.microsoft.com/office/word/2020/wordml/sdtdatahash" xmlns:w16sdtfl="http://schemas.microsoft.com/office/word/2024/wordml/sdtformatlock" xmlns:w16se="http://schemas.microsoft.com/office/word/2015/wordml/symex" xmlns:wpg="http://schemas.microsoft.com/office/word/2010/wordprocessingGroup" xmlns:wpi="http://schemas.microsoft.com/office/word/2010/wordprocessingInk" xmlns:wne="http://schemas.microsoft.com/office/word/2006/wordml" xmlns:wps="http://schemas.microsoft.com/office/word/2010/wordprocessingShape" mc:Ignorable="w14 w15 w16se w16cid w16 w16cex w16sdtdh w16sdtfl w16du wp14">
   <w:abstractNum w:abstractNumId="0" w15:restartNumberingAfterBreak="0">
     <w:nsid w:val="03F62769"/>
     <w:multiLevelType w:val="hybridMultilevel"/>
@@ -7440,7 +7440,7 @@
 </file>
 
 <file path=word/styles.xml><?xml version="1.0" encoding="utf-8"?>
-<w:styles xmlns:mc="http://schemas.openxmlformats.org/markup-compatibility/2006" xmlns:r="http://schemas.openxmlformats.org/officeDocument/2006/relationships" xmlns:w="http://schemas.openxmlformats.org/wordprocessingml/2006/main" xmlns:w14="http://schemas.microsoft.com/office/word/2010/wordml" xmlns:w15="http://schemas.microsoft.com/office/word/2012/wordml" xmlns:w16cex="http://schemas.microsoft.com/office/word/2018/wordml/cex" xmlns:w16cid="http://schemas.microsoft.com/office/word/2016/wordml/cid" xmlns:w16="http://schemas.microsoft.com/office/word/2018/wordml" xmlns:w16du="http://schemas.microsoft.com/office/word/2023/wordml/word16du" xmlns:w16sdtdh="http://schemas.microsoft.com/office/word/2020/wordml/sdtdatahash" xmlns:w16se="http://schemas.microsoft.com/office/word/2015/wordml/symex" mc:Ignorable="w14 w15 w16se w16cid w16 w16cex w16sdtdh w16du">
+<w:styles xmlns:mc="http://schemas.openxmlformats.org/markup-compatibility/2006" xmlns:r="http://schemas.openxmlformats.org/officeDocument/2006/relationships" xmlns:w="http://schemas.openxmlformats.org/wordprocessingml/2006/main" xmlns:w14="http://schemas.microsoft.com/office/word/2010/wordml" xmlns:w15="http://schemas.microsoft.com/office/word/2012/wordml" xmlns:w16cex="http://schemas.microsoft.com/office/word/2018/wordml/cex" xmlns:w16cid="http://schemas.microsoft.com/office/word/2016/wordml/cid" xmlns:w16="http://schemas.microsoft.com/office/word/2018/wordml" xmlns:w16du="http://schemas.microsoft.com/office/word/2023/wordml/word16du" xmlns:w16sdtdh="http://schemas.microsoft.com/office/word/2020/wordml/sdtdatahash" xmlns:w16sdtfl="http://schemas.microsoft.com/office/word/2024/wordml/sdtformatlock" xmlns:w16se="http://schemas.microsoft.com/office/word/2015/wordml/symex" mc:Ignorable="w14 w15 w16se w16cid w16 w16cex w16sdtdh w16sdtfl w16du">
   <w:docDefaults>
     <w:rPrDefault>
       <w:rPr>
